--- a/templates/openagreements-cc-by-4.0/openagreements-restrictive-covenant-mississippi/template.docx
+++ b/templates/openagreements-cc-by-4.0/openagreements-restrictive-covenant-mississippi/template.docx
@@ -1234,7 +1234,7 @@
         <w:t xml:space="preserve">“Protected Interests”</w:t>
       </w:r>
       <w:r>
-        <w:t xml:space="preserve"> means Employer's legitimate business interests, including its Confidential Information, its Trade Secrets, its goodwill in its customer, vendor, referral-source, and business-partner relationships, and its investment in specialized training provided to Employee.</w:t>
+        <w:t xml:space="preserve"> means Employer's Protected Interests, including its Confidential Information, its Trade Secrets, its goodwill in its customer, vendor, referral-source, and business-partner relationships, and its investment in specialized training provided to Employee.</w:t>
       </w:r>
     </w:p>
     <w:p>
@@ -1318,7 +1318,7 @@
         <w:t xml:space="preserve">“Trade Secrets”</w:t>
       </w:r>
       <w:r>
-        <w:t xml:space="preserve"> means information that derives independent economic value from not being generally known or readily ascertainable and that is the subject of efforts reasonable under the circumstances to maintain its secrecy, as protected under the Mississippi Uniform Trade Secrets Act and the federal Defend Trade Secrets Act.</w:t>
+        <w:t xml:space="preserve"> means information that derives independent economic value from not being generally known or readily ascertainable and that is the subject of efforts reasonable under the circumstances to maintain its secrecy, as protected by the Mississippi Uniform Trade Secrets Act and the federal Defend Trade Secrets Act.</w:t>
       </w:r>
     </w:p>
     <w:p>
@@ -1347,7 +1347,7 @@
         <w:ind w:left="720"/>
       </w:pPr>
       <w:r>
-        <w:t xml:space="preserve">Employer and Employee acknowledge that each restrictive covenant in this agreement is ancillary to a valid employment relationship. Employee will receive access to Employer's Confidential Information and Trade Secrets and will develop customer relationships and goodwill on Employer's behalf, and each covenant is included to protect those Protected Interests and not to restrain ordinary competition. Employer would not provide Employee with access to those Protected Interests absent the protections in this agreement. The parties agree that each covenant is reasonable in duration, territory, and restrained activity, and is sized to the work Employee actually performs and the relationships Employee actually holds rather than to the whole of Employer's business.</w:t>
+        <w:t xml:space="preserve">Employer and Employee acknowledge that each restrictive covenant in this agreement is ancillary to a valid employment relationship. Employee will receive access to Employer's Confidential Information and Trade Secrets and will develop customer relationships and goodwill on Employer's behalf. Employer would not provide Employee with access to those Protected Interests absent the protections in this agreement.</w:t>
       </w:r>
     </w:p>
     <w:p>
@@ -1376,7 +1376,7 @@
         <w:ind w:left="720"/>
       </w:pPr>
       <w:r>
-        <w:t xml:space="preserve">The parties acknowledge that this agreement is supported by adequate consideration. If Employee is an existing at-will employee, the consideration for Employee's covenants is Employer's continuation of Employee's employment; if this agreement is signed at the outset of employment, the consideration is the offer and commencement of employment. Employee represents that Employee is not a minor and has the legal capacity to enter this agreement. Employee acknowledges having had the opportunity to consult with independent legal counsel before signing this agreement, and that the restrictions in this agreement are reasonable and necessary to protect Employer's Protected Interests. This agreement is effective as of the Effective Date listed in Cover Terms.</w:t>
+        <w:t xml:space="preserve">The parties acknowledge that this agreement is supported by adequate consideration. If Employee is an existing at-will employee, the consideration for Employee's covenants is Employer's continuation of Employee's employment; if this agreement is signed at the outset of employment, the consideration is the offer and commencement of employment. Employee represents that Employee is not a minor and has the legal capacity to enter this agreement. Employee acknowledges having had the opportunity to consult with independent legal counsel before signing this agreement, and that the restrictions in this agreement are appropriate to protect Employer's Protected Interests. This agreement is effective as of the Effective Date listed in Cover Terms.</w:t>
       </w:r>
     </w:p>
     <w:p>
@@ -1521,7 +1521,7 @@
         <w:ind w:left="720"/>
       </w:pPr>
       <w:r>
-        <w:t xml:space="preserve">During the Restricted Period, Employee must not Solicit the business of any Covered Customer. This covenant reaches only Employee's own solicitation of a Covered Customer; except as expressly provided elsewhere in this agreement, it does not prohibit Employee from accepting business from a Covered Customer who initiates contact with Employee and whom Employee did not Solicit. This covenant is included to protect Employer's goodwill in its customer relationships and is drawn no broader than reasonably necessary to protect it.</w:t>
+        <w:t xml:space="preserve">During the Restricted Period, Employee must not Solicit the business of any Covered Customer. Except as expressly provided elsewhere in this agreement, Employee may accept business from a Covered Customer who initiates contact and whom Employee did not Solicit.</w:t>
       </w:r>
     </w:p>
     <w:p>
@@ -1550,7 +1550,7 @@
         <w:ind w:left="720"/>
       </w:pPr>
       <w:r>
-        <w:t xml:space="preserve">During the Restricted Period, Employee must not accept, service, or do business with any Covered Customer, regardless of whether Employee or the Covered Customer first initiated contact. This covenant is included to protect Employer's goodwill in its customer relationships and is drawn no broader than reasonably necessary to protect it.</w:t>
+        <w:t xml:space="preserve">During the Restricted Period, Employee must not accept, service, or do business with any Covered Customer, regardless of whether Employee or the Covered Customer first initiated contact. This covenant is included to protect Employer's goodwill in its customer relationships and is drawn no broader than appropriate to protect it.</w:t>
       </w:r>
     </w:p>
     <w:p>
@@ -1666,7 +1666,7 @@
         <w:ind w:left="720"/>
       </w:pPr>
       <w:r>
-        <w:t xml:space="preserve">If Employee is a physician or other health care practitioner, the parties acknowledge that each covenant in this agreement restraining Employee's practice is limited to the durations and, where applicable, the territory stated in Cover Terms, and is intended to preserve patient access and continuity of care.</w:t>
+        <w:t xml:space="preserve">If Employee is a physician or other health care practitioner, the parties acknowledge that each covenant in this agreement restraining Employee's practice is limited to the durations and, where applicable, the territory stated in Cover Terms.</w:t>
       </w:r>
     </w:p>
     <w:p>
@@ -1695,7 +1695,7 @@
         <w:ind w:left="720"/>
       </w:pPr>
       <w:r>
-        <w:t xml:space="preserve">If Employee is a lawyer, no covenant in this agreement restricts Employee's right to practice law after the termination of the relationship, except an agreement concerning benefits upon retirement, as provided in Miss. R. Prof'l Conduct 5.6(a). To the extent any covenant in this agreement would otherwise restrain Employee's right to practice law, that covenant does not apply to Employee.</w:t>
+        <w:t xml:space="preserve">If Employee is a lawyer, no covenant in this agreement restricts Employee's right to practice law after the termination of the relationship, except an agreement concerning benefits upon retirement. To the extent any covenant in this agreement would otherwise restrain Employee's right to practice law, that covenant does not apply to Employee.</w:t>
       </w:r>
     </w:p>
     <w:p>
@@ -1830,7 +1830,7 @@
           <w:b/>
           <w:bCs/>
         </w:rPr>
-        <w:t xml:space="preserve">No Enforcement After a Bad-Faith Termination</w:t>
+        <w:t xml:space="preserve">Enforceability and Severability</w:t>
       </w:r>
     </w:p>
     <w:p>
@@ -1840,65 +1840,7 @@
         <w:ind w:left="720"/>
       </w:pPr>
       <w:r>
-        <w:t xml:space="preserve">Employer will not rely on any covenant in this agreement for enforcement after Employer has terminated Employee's employment arbitrarily, capriciously, or in bad faith. Nothing in this agreement limits any right or defense available to Employee under applicable law, including any defense based on the circumstances in which Employee's employment ends.</w:t>
-      </w:r>
-    </w:p>
-    <w:p>
-      <w:pPr>
-        <w:pStyle w:val="OABody"/>
-        <w:keepNext/>
-        <w:numPr>
-          <w:ilvl w:val="0"/>
-          <w:numId w:val="1"/>
-        </w:numPr>
-        <w:spacing w:before="320" w:after="120" w:line="340" w:lineRule="auto"/>
-        <w:jc w:val="left"/>
-      </w:pPr>
-      <w:r>
-        <w:rPr>
-          <w:b/>
-          <w:bCs/>
-        </w:rPr>
-        <w:t xml:space="preserve">Enforceability and Severability</w:t>
-      </w:r>
-    </w:p>
-    <w:p>
-      <w:pPr>
-        <w:pStyle w:val="OABody"/>
-        <w:spacing w:before="0" w:after="120" w:line="340" w:lineRule="auto"/>
-        <w:ind w:left="720"/>
-      </w:pPr>
-      <w:r>
-        <w:t xml:space="preserve">If any provision of this agreement is found to be unenforceable, the remaining provisions remain in full force and effect. Each restrictive covenant in this agreement is intended to be independently enforceable, so that a court's refusal to enforce one covenant, or a court's decision to enforce a covenant only to a reasonable extent, does not affect the others.</w:t>
-      </w:r>
-    </w:p>
-    <w:p>
-      <w:pPr>
-        <w:pStyle w:val="OABody"/>
-        <w:keepNext/>
-        <w:numPr>
-          <w:ilvl w:val="0"/>
-          <w:numId w:val="1"/>
-        </w:numPr>
-        <w:spacing w:before="320" w:after="120" w:line="340" w:lineRule="auto"/>
-        <w:jc w:val="left"/>
-      </w:pPr>
-      <w:r>
-        <w:rPr>
-          <w:b/>
-          <w:bCs/>
-        </w:rPr>
-        <w:t xml:space="preserve">Reformation</w:t>
-      </w:r>
-    </w:p>
-    <w:p>
-      <w:pPr>
-        <w:pStyle w:val="OABody"/>
-        <w:spacing w:before="0" w:after="120" w:line="340" w:lineRule="auto"/>
-        <w:ind w:left="720"/>
-      </w:pPr>
-      <w:r>
-        <w:t xml:space="preserve">If a court finds any restrictive covenant in this agreement overbroad, the parties request that the court enforce that covenant to the maximum extent the court finds reasonable, modifying it as needed to do so. Each restrictive covenant is intended to be enforceable as written, without reliance on judicial revision.</w:t>
+        <w:t xml:space="preserve">If any provision of this agreement is found to be unenforceable, the remaining provisions remain in full force and effect.</w:t>
       </w:r>
     </w:p>
     <w:p>

--- a/templates/openagreements-cc-by-4.0/openagreements-restrictive-covenant-mississippi/template.docx
+++ b/templates/openagreements-cc-by-4.0/openagreements-restrictive-covenant-mississippi/template.docx
@@ -1318,7 +1318,7 @@
         <w:t xml:space="preserve">“Trade Secrets”</w:t>
       </w:r>
       <w:r>
-        <w:t xml:space="preserve"> means information that derives independent economic value from not being generally known or readily ascertainable and that is the subject of efforts reasonable under the circumstances to maintain its secrecy, as protected by the Mississippi Uniform Trade Secrets Act and the federal Defend Trade Secrets Act.</w:t>
+        <w:t xml:space="preserve"> means information that derives independent economic value from not being generally known or readily ascertainable and that is the subject of efforts reasonable under the circumstances to maintain its secrecy, as protected under the Mississippi Uniform Trade Secrets Act and the federal Defend Trade Secrets Act.</w:t>
       </w:r>
     </w:p>
     <w:p>
@@ -1376,7 +1376,7 @@
         <w:ind w:left="720"/>
       </w:pPr>
       <w:r>
-        <w:t xml:space="preserve">The parties acknowledge that this agreement is supported by adequate consideration. If Employee is an existing at-will employee, the consideration for Employee's covenants is Employer's continuation of Employee's employment; if this agreement is signed at the outset of employment, the consideration is the offer and commencement of employment. Employee represents that Employee is not a minor and has the legal capacity to enter this agreement. Employee acknowledges having had the opportunity to consult with independent legal counsel before signing this agreement, and that the restrictions in this agreement are appropriate to protect Employer's Protected Interests. This agreement is effective as of the Effective Date listed in Cover Terms.</w:t>
+        <w:t xml:space="preserve">The parties acknowledge that this agreement is supported by adequate consideration. If Employee is an existing at-will employee, the consideration for Employee's covenants is Employer's continuation of Employee's employment; if this agreement is signed at the outset of employment, the consideration is the offer and commencement of employment. Employee represents that Employee is not a minor and has the legal capacity to enter this agreement. Employee acknowledges having had the opportunity to consult with independent legal counsel before signing this agreement, and that the restrictions in this agreement are reasonable and necessary to protect Employer's Protected Interests. This agreement is effective as of the Effective Date listed in Cover Terms.</w:t>
       </w:r>
     </w:p>
     <w:p>
@@ -1550,7 +1550,7 @@
         <w:ind w:left="720"/>
       </w:pPr>
       <w:r>
-        <w:t xml:space="preserve">During the Restricted Period, Employee must not accept, service, or do business with any Covered Customer, regardless of whether Employee or the Covered Customer first initiated contact. This covenant is included to protect Employer's goodwill in its customer relationships and is drawn no broader than appropriate to protect it.</w:t>
+        <w:t xml:space="preserve">During the Restricted Period, Employee must not accept, service, or do business with any Covered Customer, regardless of whether Employee or the Covered Customer first initiated contact. This covenant is included to protect Employer's goodwill in its customer relationships and is drawn no broader than reasonably necessary to protect it.</w:t>
       </w:r>
     </w:p>
     <w:p>

--- a/templates/openagreements-cc-by-4.0/openagreements-restrictive-covenant-mississippi/template.docx
+++ b/templates/openagreements-cc-by-4.0/openagreements-restrictive-covenant-mississippi/template.docx
@@ -3014,169 +3014,79 @@
 
 <file path=word/header1.xml><?xml version="1.0" encoding="utf-8"?>
 <w:hdr xmlns:w="http://schemas.openxmlformats.org/wordprocessingml/2006/main" xmlns:r="http://schemas.openxmlformats.org/officeDocument/2006/relationships">
-  <w:tbl>
-    <w:tblPr>
-      <w:tblW w:w="10080" w:type="dxa"/>
-      <w:tblBorders>
-        <w:top w:val="none" w:sz="0" w:space="0" w:color="auto"/>
-        <w:left w:val="none" w:sz="0" w:space="0" w:color="auto"/>
+  <w:p>
+    <w:pPr>
+      <w:pBdr>
         <w:bottom w:val="single" w:sz="8" w:space="0" w:color="107087"/>
-        <w:right w:val="none" w:sz="0" w:space="0" w:color="auto"/>
-        <w:insideH w:val="none" w:sz="0" w:space="0" w:color="auto"/>
-        <w:insideV w:val="none" w:sz="0" w:space="0" w:color="auto"/>
-      </w:tblBorders>
-      <w:tblLayout w:type="fixed"/>
-    </w:tblPr>
-    <w:tblGrid>
-      <w:gridCol w:w="10080"/>
-    </w:tblGrid>
-    <w:tr>
-      <w:tc>
-        <w:tcPr>
-          <w:tcW w:w="10080" w:type="dxa"/>
-          <w:tcBorders>
-            <w:bottom w:val="single" w:sz="8" w:space="0" w:color="107087"/>
-          </w:tcBorders>
-          <w:tcMar>
-            <w:top w:w="0" w:type="dxa"/>
-            <w:left w:w="0" w:type="dxa"/>
-            <w:bottom w:w="40" w:type="dxa"/>
-            <w:right w:w="0" w:type="dxa"/>
-          </w:tcMar>
-        </w:tcPr>
-        <w:p>
-          <w:pPr>
-            <w:spacing w:after="0"/>
-            <w:jc w:val="right"/>
-          </w:pPr>
-          <w:r>
-            <w:rPr>
-              <w:rFonts w:ascii="Arial" w:hAnsi="Arial" w:cs="Arial"/>
-              <w:b/>
-              <w:bCs/>
-              <w:caps/>
-              <w:color w:val="107087"/>
-              <w:sz w:val="18"/>
-              <w:szCs w:val="18"/>
-            </w:rPr>
-            <w:t xml:space="preserve">Cover Terms</w:t>
-          </w:r>
-        </w:p>
-      </w:tc>
-    </w:tr>
-  </w:tbl>
+      </w:pBdr>
+      <w:spacing w:after="0"/>
+      <w:jc w:val="right"/>
+    </w:pPr>
+    <w:r>
+      <w:rPr>
+        <w:rFonts w:ascii="Arial" w:hAnsi="Arial" w:cs="Arial"/>
+        <w:b/>
+        <w:bCs/>
+        <w:caps/>
+        <w:color w:val="107087"/>
+        <w:sz w:val="18"/>
+        <w:szCs w:val="18"/>
+      </w:rPr>
+      <w:t xml:space="preserve">Cover Terms</w:t>
+    </w:r>
+  </w:p>
 </w:hdr>
 </file>
 
 <file path=word/header2.xml><?xml version="1.0" encoding="utf-8"?>
 <w:hdr xmlns:w="http://schemas.openxmlformats.org/wordprocessingml/2006/main" xmlns:r="http://schemas.openxmlformats.org/officeDocument/2006/relationships">
-  <w:tbl>
-    <w:tblPr>
-      <w:tblW w:w="10080" w:type="dxa"/>
-      <w:tblBorders>
-        <w:top w:val="none" w:sz="0" w:space="0" w:color="auto"/>
-        <w:left w:val="none" w:sz="0" w:space="0" w:color="auto"/>
+  <w:p>
+    <w:pPr>
+      <w:pBdr>
         <w:bottom w:val="single" w:sz="8" w:space="0" w:color="107087"/>
-        <w:right w:val="none" w:sz="0" w:space="0" w:color="auto"/>
-        <w:insideH w:val="none" w:sz="0" w:space="0" w:color="auto"/>
-        <w:insideV w:val="none" w:sz="0" w:space="0" w:color="auto"/>
-      </w:tblBorders>
-      <w:tblLayout w:type="fixed"/>
-    </w:tblPr>
-    <w:tblGrid>
-      <w:gridCol w:w="10080"/>
-    </w:tblGrid>
-    <w:tr>
-      <w:tc>
-        <w:tcPr>
-          <w:tcW w:w="10080" w:type="dxa"/>
-          <w:tcBorders>
-            <w:bottom w:val="single" w:sz="8" w:space="0" w:color="107087"/>
-          </w:tcBorders>
-          <w:tcMar>
-            <w:top w:w="0" w:type="dxa"/>
-            <w:left w:w="0" w:type="dxa"/>
-            <w:bottom w:w="40" w:type="dxa"/>
-            <w:right w:w="0" w:type="dxa"/>
-          </w:tcMar>
-        </w:tcPr>
-        <w:p>
-          <w:pPr>
-            <w:spacing w:after="0"/>
-            <w:jc w:val="right"/>
-          </w:pPr>
-          <w:r>
-            <w:rPr>
-              <w:rFonts w:ascii="Arial" w:hAnsi="Arial" w:cs="Arial"/>
-              <w:b/>
-              <w:bCs/>
-              <w:caps/>
-              <w:color w:val="107087"/>
-              <w:sz w:val="18"/>
-              <w:szCs w:val="18"/>
-            </w:rPr>
-            <w:t xml:space="preserve">Standard Terms</w:t>
-          </w:r>
-        </w:p>
-      </w:tc>
-    </w:tr>
-  </w:tbl>
+      </w:pBdr>
+      <w:spacing w:after="0"/>
+      <w:jc w:val="right"/>
+    </w:pPr>
+    <w:r>
+      <w:rPr>
+        <w:rFonts w:ascii="Arial" w:hAnsi="Arial" w:cs="Arial"/>
+        <w:b/>
+        <w:bCs/>
+        <w:caps/>
+        <w:color w:val="107087"/>
+        <w:sz w:val="18"/>
+        <w:szCs w:val="18"/>
+      </w:rPr>
+      <w:t xml:space="preserve">Standard Terms</w:t>
+    </w:r>
+  </w:p>
 </w:hdr>
 </file>
 
 <file path=word/header3.xml><?xml version="1.0" encoding="utf-8"?>
 <w:hdr xmlns:w="http://schemas.openxmlformats.org/wordprocessingml/2006/main" xmlns:r="http://schemas.openxmlformats.org/officeDocument/2006/relationships">
-  <w:tbl>
-    <w:tblPr>
-      <w:tblW w:w="10080" w:type="dxa"/>
-      <w:tblBorders>
-        <w:top w:val="none" w:sz="0" w:space="0" w:color="auto"/>
-        <w:left w:val="none" w:sz="0" w:space="0" w:color="auto"/>
+  <w:p>
+    <w:pPr>
+      <w:pBdr>
         <w:bottom w:val="single" w:sz="8" w:space="0" w:color="107087"/>
-        <w:right w:val="none" w:sz="0" w:space="0" w:color="auto"/>
-        <w:insideH w:val="none" w:sz="0" w:space="0" w:color="auto"/>
-        <w:insideV w:val="none" w:sz="0" w:space="0" w:color="auto"/>
-      </w:tblBorders>
-      <w:tblLayout w:type="fixed"/>
-    </w:tblPr>
-    <w:tblGrid>
-      <w:gridCol w:w="10080"/>
-    </w:tblGrid>
-    <w:tr>
-      <w:tc>
-        <w:tcPr>
-          <w:tcW w:w="10080" w:type="dxa"/>
-          <w:tcBorders>
-            <w:bottom w:val="single" w:sz="8" w:space="0" w:color="107087"/>
-          </w:tcBorders>
-          <w:tcMar>
-            <w:top w:w="0" w:type="dxa"/>
-            <w:left w:w="0" w:type="dxa"/>
-            <w:bottom w:w="40" w:type="dxa"/>
-            <w:right w:w="0" w:type="dxa"/>
-          </w:tcMar>
-        </w:tcPr>
-        <w:p>
-          <w:pPr>
-            <w:spacing w:after="0"/>
-            <w:jc w:val="right"/>
-          </w:pPr>
-          <w:r>
-            <w:rPr>
-              <w:rFonts w:ascii="Arial" w:hAnsi="Arial" w:cs="Arial"/>
-              <w:b/>
-              <w:bCs/>
-              <w:caps/>
-              <w:color w:val="107087"/>
-              <w:sz w:val="18"/>
-              <w:szCs w:val="18"/>
-            </w:rPr>
-            <w:t xml:space="preserve">Signature Page</w:t>
-          </w:r>
-        </w:p>
-      </w:tc>
-    </w:tr>
-  </w:tbl>
+      </w:pBdr>
+      <w:spacing w:after="0"/>
+      <w:jc w:val="right"/>
+    </w:pPr>
+    <w:r>
+      <w:rPr>
+        <w:rFonts w:ascii="Arial" w:hAnsi="Arial" w:cs="Arial"/>
+        <w:b/>
+        <w:bCs/>
+        <w:caps/>
+        <w:color w:val="107087"/>
+        <w:sz w:val="18"/>
+        <w:szCs w:val="18"/>
+      </w:rPr>
+      <w:t xml:space="preserve">Signature Page</w:t>
+    </w:r>
+  </w:p>
 </w:hdr>
 </file>
 

--- a/templates/openagreements-cc-by-4.0/openagreements-restrictive-covenant-mississippi/template.docx
+++ b/templates/openagreements-cc-by-4.0/openagreements-restrictive-covenant-mississippi/template.docx
@@ -337,7 +337,7 @@
                 <w:rFonts w:ascii="Arial" w:hAnsi="Arial" w:cs="Arial"/>
                 <w:i/>
                 <w:iCs/>
-                <w:color w:val="494A4B"/>
+                <w:color w:val="1D2021"/>
                 <w:sz w:val="21"/>
                 <w:szCs w:val="21"/>
               </w:rPr>
@@ -361,7 +361,7 @@
                 <w:rFonts w:ascii="Arial" w:hAnsi="Arial" w:cs="Arial"/>
                 <w:i/>
                 <w:iCs/>
-                <w:color w:val="494A4B"/>
+                <w:color w:val="1D2021"/>
                 <w:sz w:val="21"/>
                 <w:szCs w:val="21"/>
               </w:rPr>
@@ -387,7 +387,7 @@
                 <w:rFonts w:ascii="Arial" w:hAnsi="Arial" w:cs="Arial"/>
                 <w:i/>
                 <w:iCs/>
-                <w:color w:val="494A4B"/>
+                <w:color w:val="1D2021"/>
                 <w:sz w:val="21"/>
                 <w:szCs w:val="21"/>
               </w:rPr>
@@ -411,7 +411,7 @@
                 <w:rFonts w:ascii="Arial" w:hAnsi="Arial" w:cs="Arial"/>
                 <w:i/>
                 <w:iCs/>
-                <w:color w:val="494A4B"/>
+                <w:color w:val="1D2021"/>
                 <w:sz w:val="21"/>
                 <w:szCs w:val="21"/>
               </w:rPr>
@@ -465,7 +465,7 @@
                 <w:rFonts w:ascii="Arial" w:hAnsi="Arial" w:cs="Arial"/>
                 <w:i/>
                 <w:iCs/>
-                <w:color w:val="494A4B"/>
+                <w:color w:val="1D2021"/>
                 <w:sz w:val="21"/>
                 <w:szCs w:val="21"/>
               </w:rPr>
@@ -489,7 +489,7 @@
                 <w:rFonts w:ascii="Arial" w:hAnsi="Arial" w:cs="Arial"/>
                 <w:i/>
                 <w:iCs/>
-                <w:color w:val="494A4B"/>
+                <w:color w:val="1D2021"/>
                 <w:sz w:val="21"/>
                 <w:szCs w:val="21"/>
               </w:rPr>
@@ -543,7 +543,7 @@
                 <w:rFonts w:ascii="Arial" w:hAnsi="Arial" w:cs="Arial"/>
                 <w:i/>
                 <w:iCs/>
-                <w:color w:val="494A4B"/>
+                <w:color w:val="1D2021"/>
                 <w:sz w:val="21"/>
                 <w:szCs w:val="21"/>
               </w:rPr>
@@ -567,7 +567,7 @@
                 <w:rFonts w:ascii="Arial" w:hAnsi="Arial" w:cs="Arial"/>
                 <w:i/>
                 <w:iCs/>
-                <w:color w:val="494A4B"/>
+                <w:color w:val="1D2021"/>
                 <w:sz w:val="21"/>
                 <w:szCs w:val="21"/>
               </w:rPr>
@@ -621,7 +621,7 @@
                 <w:rFonts w:ascii="Arial" w:hAnsi="Arial" w:cs="Arial"/>
                 <w:i/>
                 <w:iCs/>
-                <w:color w:val="494A4B"/>
+                <w:color w:val="1D2021"/>
                 <w:sz w:val="21"/>
                 <w:szCs w:val="21"/>
               </w:rPr>
@@ -645,7 +645,7 @@
                 <w:rFonts w:ascii="Arial" w:hAnsi="Arial" w:cs="Arial"/>
                 <w:i/>
                 <w:iCs/>
-                <w:color w:val="494A4B"/>
+                <w:color w:val="1D2021"/>
                 <w:sz w:val="21"/>
                 <w:szCs w:val="21"/>
               </w:rPr>
@@ -671,7 +671,7 @@
                 <w:rFonts w:ascii="Arial" w:hAnsi="Arial" w:cs="Arial"/>
                 <w:i/>
                 <w:iCs/>
-                <w:color w:val="494A4B"/>
+                <w:color w:val="1D2021"/>
                 <w:sz w:val="21"/>
                 <w:szCs w:val="21"/>
               </w:rPr>
@@ -695,7 +695,7 @@
                 <w:rFonts w:ascii="Arial" w:hAnsi="Arial" w:cs="Arial"/>
                 <w:i/>
                 <w:iCs/>
-                <w:color w:val="494A4B"/>
+                <w:color w:val="1D2021"/>
                 <w:sz w:val="21"/>
                 <w:szCs w:val="21"/>
               </w:rPr>
@@ -721,7 +721,7 @@
                 <w:rFonts w:ascii="Arial" w:hAnsi="Arial" w:cs="Arial"/>
                 <w:i/>
                 <w:iCs/>
-                <w:color w:val="494A4B"/>
+                <w:color w:val="1D2021"/>
                 <w:sz w:val="21"/>
                 <w:szCs w:val="21"/>
               </w:rPr>
@@ -747,7 +747,7 @@
                 <w:bCs/>
                 <w:i/>
                 <w:iCs/>
-                <w:color w:val="494A4B"/>
+                <w:color w:val="1D2021"/>
                 <w:sz w:val="21"/>
                 <w:szCs w:val="21"/>
                 <w:highlight w:val="yellow"/>
@@ -774,7 +774,7 @@
                 <w:rFonts w:ascii="Arial" w:hAnsi="Arial" w:cs="Arial"/>
                 <w:i/>
                 <w:iCs/>
-                <w:color w:val="494A4B"/>
+                <w:color w:val="1D2021"/>
                 <w:sz w:val="21"/>
                 <w:szCs w:val="21"/>
               </w:rPr>
@@ -798,7 +798,7 @@
                 <w:rFonts w:ascii="Arial" w:hAnsi="Arial" w:cs="Arial"/>
                 <w:i/>
                 <w:iCs/>
-                <w:color w:val="494A4B"/>
+                <w:color w:val="1D2021"/>
                 <w:sz w:val="21"/>
                 <w:szCs w:val="21"/>
               </w:rPr>
@@ -852,7 +852,7 @@
                 <w:rFonts w:ascii="Arial" w:hAnsi="Arial" w:cs="Arial"/>
                 <w:i/>
                 <w:iCs/>
-                <w:color w:val="494A4B"/>
+                <w:color w:val="1D2021"/>
                 <w:sz w:val="21"/>
                 <w:szCs w:val="21"/>
               </w:rPr>
@@ -876,7 +876,7 @@
                 <w:rFonts w:ascii="Arial" w:hAnsi="Arial" w:cs="Arial"/>
                 <w:i/>
                 <w:iCs/>
-                <w:color w:val="494A4B"/>
+                <w:color w:val="1D2021"/>
                 <w:sz w:val="21"/>
                 <w:szCs w:val="21"/>
               </w:rPr>
@@ -930,7 +930,7 @@
                 <w:rFonts w:ascii="Arial" w:hAnsi="Arial" w:cs="Arial"/>
                 <w:i/>
                 <w:iCs/>
-                <w:color w:val="494A4B"/>
+                <w:color w:val="1D2021"/>
                 <w:sz w:val="21"/>
                 <w:szCs w:val="21"/>
               </w:rPr>
@@ -954,7 +954,7 @@
                 <w:rFonts w:ascii="Arial" w:hAnsi="Arial" w:cs="Arial"/>
                 <w:i/>
                 <w:iCs/>
-                <w:color w:val="494A4B"/>
+                <w:color w:val="1D2021"/>
                 <w:sz w:val="21"/>
                 <w:szCs w:val="21"/>
               </w:rPr>
@@ -1008,7 +1008,7 @@
                 <w:rFonts w:ascii="Arial" w:hAnsi="Arial" w:cs="Arial"/>
                 <w:i/>
                 <w:iCs/>
-                <w:color w:val="494A4B"/>
+                <w:color w:val="1D2021"/>
                 <w:sz w:val="21"/>
                 <w:szCs w:val="21"/>
               </w:rPr>
@@ -1032,7 +1032,7 @@
                 <w:rFonts w:ascii="Arial" w:hAnsi="Arial" w:cs="Arial"/>
                 <w:i/>
                 <w:iCs/>
-                <w:color w:val="494A4B"/>
+                <w:color w:val="1D2021"/>
                 <w:sz w:val="21"/>
                 <w:szCs w:val="21"/>
               </w:rPr>

--- a/templates/openagreements-cc-by-4.0/openagreements-restrictive-covenant-mississippi/template.docx
+++ b/templates/openagreements-cc-by-4.0/openagreements-restrictive-covenant-mississippi/template.docx
@@ -1099,7 +1099,7 @@
         <w:t xml:space="preserve">“Competitive Business”</w:t>
       </w:r>
       <w:r>
-        <w:t xml:space="preserve"> means the business activities described in Cover Terms under Competitive Business.</w:t>
+        <w:t xml:space="preserve"> means a person or entity that engages in the business activities described in Cover Terms under Competitive Business.</w:t>
       </w:r>
     </w:p>
     <w:p>
